--- a/308_Туймуков_Лаб1.docx
+++ b/308_Туймуков_Лаб1.docx
@@ -701,83 +701,7 @@
           <w:lang w:val="ru-RU"/>
         </w:rPr>
         <w:tab/>
-        <w:t xml:space="preserve">Положение фигуры на экране задаёт произведение трёх матриц MVP = P · V · M. Модельная матрица M = T · Rz · Ry · Rx · S отвечает за перенос, повороты и растяжение фигуры, матрица вида V ставит камеру на расстоянии d от начала координат, а матрица проекции P переключается между перспективной и ортографической:</w:t>
-      </w:r>
-    </w:p>
-    <w:p>
-      <w:pPr>
-        <w:rPr>
-          <w:rFonts w:ascii="Courier New" w:eastAsia="Courier New" w:hAnsi="Courier New" w:cs="Courier New"/>
-          <w:sz w:val="20"/>
-          <w:szCs w:val="20"/>
-          <w:lang w:val="ru-RU"/>
-        </w:rPr>
-      </w:pPr>
-      <w:r>
-        <w:rPr>
-          <w:rFonts w:ascii="Courier New" w:eastAsia="Courier New" w:hAnsi="Courier New" w:cs="Courier New"/>
-          <w:sz w:val="20"/>
-          <w:szCs w:val="20"/>
-          <w:lang w:val="ru-RU"/>
-        </w:rPr>
-        <w:t xml:space="preserve">               | c/a   0      0          0      |</w:t>
-      </w:r>
-    </w:p>
-    <w:p>
-      <w:pPr>
-        <w:rPr>
-          <w:rFonts w:ascii="Courier New" w:eastAsia="Courier New" w:hAnsi="Courier New" w:cs="Courier New"/>
-          <w:sz w:val="20"/>
-          <w:szCs w:val="20"/>
-          <w:lang w:val="ru-RU"/>
-        </w:rPr>
-      </w:pPr>
-      <w:r>
-        <w:rPr>
-          <w:rFonts w:ascii="Courier New" w:eastAsia="Courier New" w:hAnsi="Courier New" w:cs="Courier New"/>
-          <w:sz w:val="20"/>
-          <w:szCs w:val="20"/>
-          <w:lang w:val="ru-RU"/>
-        </w:rPr>
-        <w:t xml:space="preserve">    P persp =  | 0    -c      0          0      |</w:t>
-      </w:r>
-    </w:p>
-    <w:p>
-      <w:pPr>
-        <w:rPr>
-          <w:rFonts w:ascii="Courier New" w:eastAsia="Courier New" w:hAnsi="Courier New" w:cs="Courier New"/>
-          <w:sz w:val="20"/>
-          <w:szCs w:val="20"/>
-          <w:lang w:val="ru-RU"/>
-        </w:rPr>
-      </w:pPr>
-      <w:r>
-        <w:rPr>
-          <w:rFonts w:ascii="Courier New" w:eastAsia="Courier New" w:hAnsi="Courier New" w:cs="Courier New"/>
-          <w:sz w:val="20"/>
-          <w:szCs w:val="20"/>
-          <w:lang w:val="ru-RU"/>
-        </w:rPr>
-        <w:t xml:space="preserve">               | 0     0   f/(n-f)   n*f/(n-f)  |</w:t>
-      </w:r>
-    </w:p>
-    <w:p>
-      <w:pPr>
-        <w:rPr>
-          <w:rFonts w:ascii="Courier New" w:eastAsia="Courier New" w:hAnsi="Courier New" w:cs="Courier New"/>
-          <w:sz w:val="20"/>
-          <w:szCs w:val="20"/>
-          <w:lang w:val="ru-RU"/>
-        </w:rPr>
-      </w:pPr>
-      <w:r>
-        <w:rPr>
-          <w:rFonts w:ascii="Courier New" w:eastAsia="Courier New" w:hAnsi="Courier New" w:cs="Courier New"/>
-          <w:sz w:val="20"/>
-          <w:szCs w:val="20"/>
-          <w:lang w:val="ru-RU"/>
-        </w:rPr>
-        <w:t xml:space="preserve">               | 0     0     -1          0      |</w:t>
+        <w:t xml:space="preserve">Положение фигуры на экране задаёт произведение трёх матриц MVP = P · V · M. Модельная матрица M отвечает за перенос, повороты вокруг трёх осей и растяжение фигуры и собирается как M = T · Rz · Ry · Rx · S. Матрица вида V ставит камеру на расстоянии d от начала координат. Матрица проекции P переводит трёхмерные координаты в координаты экрана.</w:t>
       </w:r>
     </w:p>
     <w:p>
@@ -799,7 +723,7 @@
           <w:lang w:val="ru-RU"/>
         </w:rPr>
         <w:tab/>
-        <w:t xml:space="preserve">где c = ctg(fovy / 2), a — отношение ширины окна к высоте, n и f — расстояния до ближней и дальней плоскостей отсечения. В ортографической проекции размер фигуры от расстояния до камеры не зависит, поэтому она выглядит более плоской.</w:t>
+        <w:t xml:space="preserve">Проекция переключается между перспективной и ортографической. В перспективной проекции координаты делятся на расстояние до камеры, поэтому удалённые части фигуры выглядят меньше; её параметры — угол обзора и ближняя и дальняя плоскости отсечения. В ортографической проекции деления нет, размер фигуры от расстояния не зависит, и она выглядит более плоской.</w:t>
       </w:r>
     </w:p>
     <w:p>

--- a/308_Туймуков_Лаб1.docx
+++ b/308_Туймуков_Лаб1.docx
@@ -614,7 +614,7 @@
           <w:lang w:val="ru-RU"/>
         </w:rPr>
         <w:tab/>
-        <w:t xml:space="preserve">Вариант 11 — правильный икосаэдр. Программа должна работать в реальном времени, с возможностью динамической смены проекции и трансформаций объекта. Используются Vulkan, GLFW и ImGUI, за основу взят стартовый код курса. Выполнена базовая часть задания, без дополнительных заданий.</w:t>
+        <w:t xml:space="preserve">Вариант 11 — правильный икосаэдр. Программа должна работать в реальном времени, с возможностью динамической смены проекции и трансформаций объекта. Используются Vulkan, GLFW и ImGUI, за основу взят стартовый код курса. Кроме основного задания выполнены первые пять дополнительных: переключение проекции, элементы интерфейса для аффинных преобразований, движение по сложной траектории с паузой и настройками, выбор цвета фигуры и процедурная раскраска вершин.</w:t>
       </w:r>
     </w:p>
     <w:p>
@@ -679,7 +679,7 @@
           <w:lang w:val="ru-RU"/>
         </w:rPr>
         <w:tab/>
-        <w:t xml:space="preserve">Икосаэдр задан таблицей из 12 вершин и таблицей из 20 треугольных граней. Координаты вершин — это вершины трёх взаимно перпендикулярных «золотых» прямоугольников со сторонами 2 и 2φ, где φ = (1 + √5) / 2: (±1, ±φ, 0), (0, ±1, ±φ), (±φ, 0, ±1). При таком выборе все 30 рёбер равны между собой, а после нормировки координат фигура вписана в единичную сферу. Каждой грани назначен свой цвет — иначе без освещения икосаэдр выглядел бы плоским силуэтом.</w:t>
+        <w:t xml:space="preserve">Икосаэдр задан таблицей из 12 вершин и таблицей из 20 треугольных граней. Координаты вершин — это вершины трёх взаимно перпендикулярных «золотых» прямоугольников со сторонами 2 и 2φ, где φ = (1 + √5) / 2: (±1, ±φ, 0), (0, ±1, ±φ), (±φ, 0, ±1). При таком выборе все 30 рёбер равны между собой, а после нормировки координат фигура вписана в единичную сферу.</w:t>
       </w:r>
     </w:p>
     <w:p>
@@ -745,7 +745,51 @@
           <w:lang w:val="ru-RU"/>
         </w:rPr>
         <w:tab/>
-        <w:t xml:space="preserve">Матрица MVP пересчитывается каждый кадр и передаётся в вершинный шейдер. Для отрисовки созданы вершинный буфер, шейдеры и графический конвейер Vulkan с включённым тестом глубины, который скрывает задние грани фигуры. Интерфейс сделан на ImGUI: он переключает проекцию и задаёт параметры камеры и преобразований.</w:t>
+        <w:t xml:space="preserve">Движение по траектории. Фигура летит по замкнутой кривой Лиссажу: по горизонтали она описывает окружность заданного радиуса, а по вертикали колеблется с частотой, которую задаёт число лепестков кривой — при одном лепестке получается наклонный эллипс, при двух «восьмёрка», дальше более сложные петли. Параметр кривой растёт только когда анимация запущена, поэтому кнопка Pause останавливает фигуру в текущей точке, а Stop возвращает её в начало. Скорость, радиус, амплитуды по вертикали и глубине и число лепестков задаются ползунками. Если включён режим «turn along the path», фигура ещё и доворачивается по ходу движения: направление берётся как разность двух близких точек траектории.</w:t>
+      </w:r>
+    </w:p>
+    <w:p>
+      <w:pPr>
+        <w:jc w:val="both"/>
+        <w:ind w:firstLine="0"/>
+        <w:rPr>
+          <w:rFonts w:ascii="Times New Roman" w:eastAsia="Times New Roman" w:hAnsi="Times New Roman" w:cs="Times New Roman"/>
+          <w:sz w:val="28"/>
+          <w:szCs w:val="28"/>
+          <w:lang w:val="ru-RU"/>
+        </w:rPr>
+      </w:pPr>
+      <w:r>
+        <w:rPr>
+          <w:rFonts w:ascii="Times New Roman" w:eastAsia="Times New Roman" w:hAnsi="Times New Roman" w:cs="Times New Roman"/>
+          <w:sz w:val="28"/>
+          <w:szCs w:val="28"/>
+          <w:lang w:val="ru-RU"/>
+        </w:rPr>
+        <w:tab/>
+        <w:t xml:space="preserve">Цвет. Цвет каждой вершины вычисляется процедурно из её позиции в локальной системе координат фигуры, с добавкой направления на центр грани — без этой добавки соседние грани получали бы в общей вершине одинаковый цвет и переходы между гранями пропадали бы. Выбранный в интерфейсе цвет передаётся в шейдер вместе с матрицей, и фрагментный шейдер умножает на него цвет вершины: белый оставляет исходную раскраску, любой другой тонирует фигуру.</w:t>
+      </w:r>
+    </w:p>
+    <w:p>
+      <w:pPr>
+        <w:jc w:val="both"/>
+        <w:ind w:firstLine="0"/>
+        <w:rPr>
+          <w:rFonts w:ascii="Times New Roman" w:eastAsia="Times New Roman" w:hAnsi="Times New Roman" w:cs="Times New Roman"/>
+          <w:sz w:val="28"/>
+          <w:szCs w:val="28"/>
+          <w:lang w:val="ru-RU"/>
+        </w:rPr>
+      </w:pPr>
+      <w:r>
+        <w:rPr>
+          <w:rFonts w:ascii="Times New Roman" w:eastAsia="Times New Roman" w:hAnsi="Times New Roman" w:cs="Times New Roman"/>
+          <w:sz w:val="28"/>
+          <w:szCs w:val="28"/>
+          <w:lang w:val="ru-RU"/>
+        </w:rPr>
+        <w:tab/>
+        <w:t xml:space="preserve">Матрица MVP и выбранный цвет пересчитываются каждый кадр и передаются в шейдеры. Для отрисовки созданы вершинный буфер, шейдеры и графический конвейер Vulkan с включённым тестом глубины, который скрывает задние грани фигуры. Интерфейс сделан на ImGUI: он переключает проекцию и задаёт параметры камеры, преобразований, анимации и цвета.</w:t>
       </w:r>
     </w:p>
     <w:p>
@@ -810,7 +854,7 @@
           <w:lang w:val="ru-RU"/>
         </w:rPr>
         <w:tab/>
-        <w:t xml:space="preserve">На рисунке 1 икосаэдр показан в перспективной проекции. Видны 20 треугольных граней, каждая со своим цветом; грани задней стороны скрыты тестом глубины.</w:t>
+        <w:t xml:space="preserve">На рисунке 1 икосаэдр показан в перспективной проекции. Видны 20 треугольных граней, цвет каждой вершины получен из её положения внутри фигуры; грани задней стороны скрыты тестом глубины.</w:t>
       </w:r>
     </w:p>
     <w:p>
@@ -820,7 +864,7 @@
       <w:r>
         <w:drawing>
           <wp:inline distT="0" distB="0" distL="0" distR="0">
-            <wp:extent cx="5700000" cy="3546666"/>
+            <wp:extent cx="5700000" cy="4104000"/>
             <wp:effectExtent l="0" t="0" r="0" b="0"/>
             <wp:docPr id="1" name="Рисунок 1"/>
             <wp:cNvGraphicFramePr>
@@ -842,7 +886,7 @@
                   <pic:spPr>
                     <a:xfrm>
                       <a:off x="0" y="0"/>
-                      <a:ext cx="5700000" cy="3546666"/>
+                      <a:ext cx="5700000" cy="4104000"/>
                     </a:xfrm>
                     <a:prstGeom prst="rect">
                       <a:avLst/>
@@ -874,7 +918,7 @@
           <w:szCs w:val="24"/>
           <w:lang w:val="ru-RU"/>
         </w:rPr>
-        <w:t xml:space="preserve">Рис. 1. Перспективная проекция. Фигура без преобразований, задан только поворот, чтобы был виден объём.</w:t>
+        <w:t xml:space="preserve">Рис. 1. Перспективная проекция. Фигура стоит в точке траектории, цвет из интерфейса белый, поэтому видна исходная процедурная раскраска.</w:t>
       </w:r>
     </w:p>
     <w:p>
@@ -906,7 +950,7 @@
           <w:lang w:val="ru-RU"/>
         </w:rPr>
         <w:tab/>
-        <w:t xml:space="preserve">На рисунке 2 включена ортографическая проекция при тех же параметрах сцены. Перспективного сокращения нет: передние и задние грани сохраняют одинаковый масштаб, поэтому фигура выглядит более плоской.</w:t>
+        <w:t xml:space="preserve">На рисунке 2 включена ортографическая проекция при тех же параметрах сцены. Перспективного сокращения нет, поэтому фигура выглядит более плоской.</w:t>
       </w:r>
     </w:p>
     <w:p>
@@ -916,7 +960,7 @@
       <w:r>
         <w:drawing>
           <wp:inline distT="0" distB="0" distL="0" distR="0">
-            <wp:extent cx="5700000" cy="3546666"/>
+            <wp:extent cx="5700000" cy="4104000"/>
             <wp:effectExtent l="0" t="0" r="0" b="0"/>
             <wp:docPr id="2" name="Рисунок 2"/>
             <wp:cNvGraphicFramePr>
@@ -938,7 +982,7 @@
                   <pic:spPr>
                     <a:xfrm>
                       <a:off x="0" y="0"/>
-                      <a:ext cx="5700000" cy="3546666"/>
+                      <a:ext cx="5700000" cy="4104000"/>
                     </a:xfrm>
                     <a:prstGeom prst="rect">
                       <a:avLst/>
@@ -970,7 +1014,7 @@
           <w:szCs w:val="24"/>
           <w:lang w:val="ru-RU"/>
         </w:rPr>
-        <w:t xml:space="preserve">Рис. 2. Та же сцена в ортографической проекции. Размер области видимости подобран так, чтобы фигура осталась того же размера.</w:t>
+        <w:t xml:space="preserve">Рис. 2. Та же сцена в ортографической проекции.</w:t>
       </w:r>
     </w:p>
     <w:p>
@@ -1002,7 +1046,7 @@
           <w:lang w:val="ru-RU"/>
         </w:rPr>
         <w:tab/>
-        <w:t xml:space="preserve">На рисунке 3 к фигуре применены заданные ползунками аффинные преобразования: перенос, поворот на (35°, 55°, 20°) и неравномерное растяжение (1,5; 0,75; 1), из-за которого икосаэдр вытянут по горизонтали и сжат по вертикали.</w:t>
+        <w:t xml:space="preserve">На рисунке 3 изменены параметры траектории — радиус и число лепестков, — и анимация остановлена в другой её точке, поэтому фигура сместилась и развернулась по ходу движения.</w:t>
       </w:r>
     </w:p>
     <w:p>
@@ -1012,7 +1056,7 @@
       <w:r>
         <w:drawing>
           <wp:inline distT="0" distB="0" distL="0" distR="0">
-            <wp:extent cx="5700000" cy="3546666"/>
+            <wp:extent cx="5700000" cy="4104000"/>
             <wp:effectExtent l="0" t="0" r="0" b="0"/>
             <wp:docPr id="3" name="Рисунок 3"/>
             <wp:cNvGraphicFramePr>
@@ -1034,7 +1078,7 @@
                   <pic:spPr>
                     <a:xfrm>
                       <a:off x="0" y="0"/>
-                      <a:ext cx="5700000" cy="3546666"/>
+                      <a:ext cx="5700000" cy="4104000"/>
                     </a:xfrm>
                     <a:prstGeom prst="rect">
                       <a:avLst/>
@@ -1066,7 +1110,103 @@
           <w:szCs w:val="24"/>
           <w:lang w:val="ru-RU"/>
         </w:rPr>
-        <w:t xml:space="preserve">Рис. 3. Перспективная проекция и аффинные преобразования: перенос, поворот вокруг трёх осей и неравномерное растяжение.</w:t>
+        <w:t xml:space="preserve">Рис. 3. Другая точка траектории и другие её параметры: радиус 1,30 и три лепестка.</w:t>
+      </w:r>
+    </w:p>
+    <w:p>
+      <w:pPr>
+        <w:rPr>
+          <w:rFonts w:ascii="Times New Roman" w:eastAsia="Times New Roman" w:hAnsi="Times New Roman" w:cs="Times New Roman"/>
+          <w:sz w:val="28"/>
+          <w:szCs w:val="28"/>
+          <w:lang w:val="ru-RU"/>
+        </w:rPr>
+      </w:pPr>
+    </w:p>
+    <w:p>
+      <w:pPr>
+        <w:jc w:val="both"/>
+        <w:ind w:firstLine="0"/>
+        <w:rPr>
+          <w:rFonts w:ascii="Times New Roman" w:eastAsia="Times New Roman" w:hAnsi="Times New Roman" w:cs="Times New Roman"/>
+          <w:sz w:val="28"/>
+          <w:szCs w:val="28"/>
+          <w:lang w:val="ru-RU"/>
+        </w:rPr>
+      </w:pPr>
+      <w:r>
+        <w:rPr>
+          <w:rFonts w:ascii="Times New Roman" w:eastAsia="Times New Roman" w:hAnsi="Times New Roman" w:cs="Times New Roman"/>
+          <w:sz w:val="28"/>
+          <w:szCs w:val="28"/>
+          <w:lang w:val="ru-RU"/>
+        </w:rPr>
+        <w:tab/>
+        <w:t xml:space="preserve">На рисунке 4 в интерфейсе выбран оранжевый цвет: шейдер умножает на него процедурный цвет вершин, поэтому раскраска сохраняет переходы между гранями, но становится оранжевой. Дополнительно заданы поворот и неравномерное растяжение.</w:t>
+      </w:r>
+    </w:p>
+    <w:p>
+      <w:pPr>
+        <w:jc w:val="center"/>
+      </w:pPr>
+      <w:r>
+        <w:drawing>
+          <wp:inline distT="0" distB="0" distL="0" distR="0">
+            <wp:extent cx="5700000" cy="4104000"/>
+            <wp:effectExtent l="0" t="0" r="0" b="0"/>
+            <wp:docPr id="4" name="Рисунок 4"/>
+            <wp:cNvGraphicFramePr>
+              <a:graphicFrameLocks xmlns:a="http://schemas.openxmlformats.org/drawingml/2006/main" noChangeAspect="1"/>
+            </wp:cNvGraphicFramePr>
+            <a:graphic xmlns:a="http://schemas.openxmlformats.org/drawingml/2006/main">
+              <a:graphicData uri="http://schemas.openxmlformats.org/drawingml/2006/picture">
+                <pic:pic xmlns:pic="http://schemas.openxmlformats.org/drawingml/2006/picture">
+                  <pic:nvPicPr>
+                    <pic:cNvPr id="4" name="image4.png"/>
+                    <pic:cNvPicPr/>
+                  </pic:nvPicPr>
+                  <pic:blipFill>
+                    <a:blip r:embed="rIdImg4"/>
+                    <a:stretch>
+                      <a:fillRect/>
+                    </a:stretch>
+                  </pic:blipFill>
+                  <pic:spPr>
+                    <a:xfrm>
+                      <a:off x="0" y="0"/>
+                      <a:ext cx="5700000" cy="4104000"/>
+                    </a:xfrm>
+                    <a:prstGeom prst="rect">
+                      <a:avLst/>
+                    </a:prstGeom>
+                  </pic:spPr>
+                </pic:pic>
+              </a:graphicData>
+            </a:graphic>
+          </wp:inline>
+        </w:drawing>
+      </w:r>
+    </w:p>
+    <w:p>
+      <w:pPr>
+        <w:jc w:val="center"/>
+        <w:rPr>
+          <w:rFonts w:ascii="Times New Roman" w:eastAsia="Times New Roman" w:hAnsi="Times New Roman" w:cs="Times New Roman"/>
+          <w:i/>
+          <w:sz w:val="24"/>
+          <w:szCs w:val="24"/>
+          <w:lang w:val="ru-RU"/>
+        </w:rPr>
+      </w:pPr>
+      <w:r>
+        <w:rPr>
+          <w:rFonts w:ascii="Times New Roman" w:eastAsia="Times New Roman" w:hAnsi="Times New Roman" w:cs="Times New Roman"/>
+          <w:i/>
+          <w:sz w:val="24"/>
+          <w:szCs w:val="24"/>
+          <w:lang w:val="ru-RU"/>
+        </w:rPr>
+        <w:t xml:space="preserve">Рис. 4. Выбранный в интерфейсе оранжевый цвет, поворот вокруг трёх осей и неравномерное растяжение.</w:t>
       </w:r>
     </w:p>
     <w:p>
@@ -1164,6 +1304,28 @@
         </w:rPr>
         <w:tab/>
         <w:t xml:space="preserve">Я разобрался, как устроены матрицы аффинных преобразований, матрица вида и матрицы перспективной и ортографической проекций и как они совместно переводят координаты фигуры на экран.</w:t>
+      </w:r>
+    </w:p>
+    <w:p>
+      <w:pPr>
+        <w:jc w:val="both"/>
+        <w:ind w:firstLine="0"/>
+        <w:rPr>
+          <w:rFonts w:ascii="Times New Roman" w:eastAsia="Times New Roman" w:hAnsi="Times New Roman" w:cs="Times New Roman"/>
+          <w:sz w:val="28"/>
+          <w:szCs w:val="28"/>
+          <w:lang w:val="ru-RU"/>
+        </w:rPr>
+      </w:pPr>
+      <w:r>
+        <w:rPr>
+          <w:rFonts w:ascii="Times New Roman" w:eastAsia="Times New Roman" w:hAnsi="Times New Roman" w:cs="Times New Roman"/>
+          <w:sz w:val="28"/>
+          <w:szCs w:val="28"/>
+          <w:lang w:val="ru-RU"/>
+        </w:rPr>
+        <w:tab/>
+        <w:t xml:space="preserve">Кроме того, я научился анимировать объект по заданной траектории с управлением из интерфейса и передавать в шейдер собственные данные, чтобы менять раскраску фигуры во время работы программы.</w:t>
       </w:r>
     </w:p>
     <w:p>

--- a/308_Туймуков_Лаб1.docx
+++ b/308_Туймуков_Лаб1.docx
@@ -576,7 +576,6 @@
     <w:p>
       <w:pPr>
         <w:jc w:val="both"/>
-        <w:ind w:firstLine="0"/>
         <w:rPr>
           <w:rFonts w:ascii="Times New Roman" w:eastAsia="Times New Roman" w:hAnsi="Times New Roman" w:cs="Times New Roman"/>
           <w:sz w:val="28"/>
@@ -598,7 +597,6 @@
     <w:p>
       <w:pPr>
         <w:jc w:val="both"/>
-        <w:ind w:firstLine="0"/>
         <w:rPr>
           <w:rFonts w:ascii="Times New Roman" w:eastAsia="Times New Roman" w:hAnsi="Times New Roman" w:cs="Times New Roman"/>
           <w:sz w:val="28"/>
@@ -614,18 +612,8 @@
           <w:lang w:val="ru-RU"/>
         </w:rPr>
         <w:tab/>
-        <w:t xml:space="preserve">Вариант 11 — правильный икосаэдр. Программа должна работать в реальном времени, с возможностью динамической смены проекции и трансформаций объекта. Используются Vulkan, GLFW и ImGUI, за основу взят стартовый код курса. Кроме основного задания выполнены первые пять дополнительных: переключение проекции, элементы интерфейса для аффинных преобразований, движение по сложной траектории с паузой и настройками, выбор цвета фигуры и процедурная раскраска вершин.</w:t>
-      </w:r>
-    </w:p>
-    <w:p>
-      <w:pPr>
-        <w:rPr>
-          <w:rFonts w:ascii="Times New Roman" w:eastAsia="Times New Roman" w:hAnsi="Times New Roman" w:cs="Times New Roman"/>
-          <w:sz w:val="28"/>
-          <w:szCs w:val="28"/>
-          <w:lang w:val="ru-RU"/>
-        </w:rPr>
-      </w:pPr>
+        <w:t xml:space="preserve">Вариант 11 — правильный икосаэдр. Программа должна работать в реальном времени, с возможностью динамической смены проекции и трансформаций объекта. Используются Vulkan, GLFW и ImGUI, за основу взят стартовый код курса. Кроме основного задания выполнены все шесть дополнительных: переключение проекции, элементы интерфейса для аффинных преобразований, движение по сложной траектории с паузой и настройками, выбор цвета фигуры, процедурная раскраска вершин и отрисовка нескольких объектов через несколько наборов дескрипторов.</w:t>
+      </w:r>
     </w:p>
     <w:p>
       <w:pPr>
@@ -663,7 +651,6 @@
     <w:p>
       <w:pPr>
         <w:jc w:val="both"/>
-        <w:ind w:firstLine="0"/>
         <w:rPr>
           <w:rFonts w:ascii="Times New Roman" w:eastAsia="Times New Roman" w:hAnsi="Times New Roman" w:cs="Times New Roman"/>
           <w:sz w:val="28"/>
@@ -685,7 +672,6 @@
     <w:p>
       <w:pPr>
         <w:jc w:val="both"/>
-        <w:ind w:firstLine="0"/>
         <w:rPr>
           <w:rFonts w:ascii="Times New Roman" w:eastAsia="Times New Roman" w:hAnsi="Times New Roman" w:cs="Times New Roman"/>
           <w:sz w:val="28"/>
@@ -707,7 +693,6 @@
     <w:p>
       <w:pPr>
         <w:jc w:val="both"/>
-        <w:ind w:firstLine="0"/>
         <w:rPr>
           <w:rFonts w:ascii="Times New Roman" w:eastAsia="Times New Roman" w:hAnsi="Times New Roman" w:cs="Times New Roman"/>
           <w:sz w:val="28"/>
@@ -729,7 +714,6 @@
     <w:p>
       <w:pPr>
         <w:jc w:val="both"/>
-        <w:ind w:firstLine="0"/>
         <w:rPr>
           <w:rFonts w:ascii="Times New Roman" w:eastAsia="Times New Roman" w:hAnsi="Times New Roman" w:cs="Times New Roman"/>
           <w:sz w:val="28"/>
@@ -745,13 +729,12 @@
           <w:lang w:val="ru-RU"/>
         </w:rPr>
         <w:tab/>
-        <w:t xml:space="preserve">Движение по траектории. Фигура летит по замкнутой кривой Лиссажу: по горизонтали она описывает окружность заданного радиуса, а по вертикали колеблется с частотой, которую задаёт число лепестков кривой — при одном лепестке получается наклонный эллипс, при двух «восьмёрка», дальше более сложные петли. Параметр кривой растёт только когда анимация запущена, поэтому кнопка Pause останавливает фигуру в текущей точке, а Stop возвращает её в начало. Скорость, радиус, амплитуды по вертикали и глубине и число лепестков задаются ползунками. Если включён режим «turn along the path», фигура ещё и доворачивается по ходу движения: направление берётся как разность двух близких точек траектории.</w:t>
+        <w:t xml:space="preserve">Движение по траектории. Фигура летит по замкнутой кривой Лиссажу: по горизонтали она описывает окружность заданного радиуса, а по вертикали колеблется с частотой, которую задаёт число лепестков кривой — при одном лепестке получается наклонный эллипс, при двух «восьмёрка», дальше более сложные петли. Параметр кривой растёт только когда анимация запущена, поэтому кнопка Pause останавливает фигуру в текущей точке, а Stop возвращает её в начало. Скорость, радиус, амплитуды и число лепестков задаются ползунками. Если включён режим «turn along the path», фигура ещё и доворачивается по ходу движения: направление берётся как разность двух близких точек траектории.</w:t>
       </w:r>
     </w:p>
     <w:p>
       <w:pPr>
         <w:jc w:val="both"/>
-        <w:ind w:firstLine="0"/>
         <w:rPr>
           <w:rFonts w:ascii="Times New Roman" w:eastAsia="Times New Roman" w:hAnsi="Times New Roman" w:cs="Times New Roman"/>
           <w:sz w:val="28"/>
@@ -767,13 +750,12 @@
           <w:lang w:val="ru-RU"/>
         </w:rPr>
         <w:tab/>
-        <w:t xml:space="preserve">Цвет. Цвет каждой вершины вычисляется процедурно из её позиции в локальной системе координат фигуры, с добавкой направления на центр грани — без этой добавки соседние грани получали бы в общей вершине одинаковый цвет и переходы между гранями пропадали бы. Выбранный в интерфейсе цвет передаётся в шейдер вместе с матрицей, и фрагментный шейдер умножает на него цвет вершины: белый оставляет исходную раскраску, любой другой тонирует фигуру.</w:t>
+        <w:t xml:space="preserve">Цвет. Цвет каждой вершины вычисляется процедурно из её позиции в локальной системе координат фигуры, с добавкой направления на центр грани — без этой добавки соседние грани получали бы в общей вершине одинаковый цвет и переходы между гранями пропадали бы. Выбранный в интерфейсе цвет фрагментный шейдер умножает на цвет вершины: белый оставляет исходную раскраску, любой другой тонирует фигуру.</w:t>
       </w:r>
     </w:p>
     <w:p>
       <w:pPr>
         <w:jc w:val="both"/>
-        <w:ind w:firstLine="0"/>
         <w:rPr>
           <w:rFonts w:ascii="Times New Roman" w:eastAsia="Times New Roman" w:hAnsi="Times New Roman" w:cs="Times New Roman"/>
           <w:sz w:val="28"/>
@@ -789,18 +771,29 @@
           <w:lang w:val="ru-RU"/>
         </w:rPr>
         <w:tab/>
-        <w:t xml:space="preserve">Матрица MVP и выбранный цвет пересчитываются каждый кадр и передаются в шейдеры. Для отрисовки созданы вершинный буфер, шейдеры и графический конвейер Vulkan с включённым тестом глубины, который скрывает задние грани фигуры. Интерфейс сделан на ImGUI: он переключает проекцию и задаёт параметры камеры, преобразований, анимации и цвета.</w:t>
-      </w:r>
-    </w:p>
-    <w:p>
-      <w:pPr>
-        <w:rPr>
-          <w:rFonts w:ascii="Times New Roman" w:eastAsia="Times New Roman" w:hAnsi="Times New Roman" w:cs="Times New Roman"/>
-          <w:sz w:val="28"/>
-          <w:szCs w:val="28"/>
-          <w:lang w:val="ru-RU"/>
-        </w:rPr>
-      </w:pPr>
+        <w:t xml:space="preserve">Несколько объектов и наборы дескрипторов. Данные для шейдеров разделены на два набора. В нулевом наборе лежат матрицы вида и проекции — они одинаковы для всей сцены, и он привязывается один раз за кадр. В первом наборе лежат матрица модели и цвет конкретной фигуры, и такой набор создаётся для каждой фигуры свой. Чтобы нарисовать сцену, программа привязывает нулевой набор, а затем в цикле для каждой фигуры привязывает её собственный первый набор и вызывает отрисовку: геометрия у всех фигур общая, меняется только набор дескрипторов. Все фигуры летят по одной траектории со своим сдвигом, размером и цветом, а их число задаётся в интерфейсе.</w:t>
+      </w:r>
+    </w:p>
+    <w:p>
+      <w:pPr>
+        <w:jc w:val="both"/>
+        <w:rPr>
+          <w:rFonts w:ascii="Times New Roman" w:eastAsia="Times New Roman" w:hAnsi="Times New Roman" w:cs="Times New Roman"/>
+          <w:sz w:val="28"/>
+          <w:szCs w:val="28"/>
+          <w:lang w:val="ru-RU"/>
+        </w:rPr>
+      </w:pPr>
+      <w:r>
+        <w:rPr>
+          <w:rFonts w:ascii="Times New Roman" w:eastAsia="Times New Roman" w:hAnsi="Times New Roman" w:cs="Times New Roman"/>
+          <w:sz w:val="28"/>
+          <w:szCs w:val="28"/>
+          <w:lang w:val="ru-RU"/>
+        </w:rPr>
+        <w:tab/>
+        <w:t xml:space="preserve">Буферы с этими данными заполняются в начале кадра — уже после того, как программа дождалась окончания предыдущего кадра. Иначе видеокарта могла бы читать данные в тот момент, когда процессор их переписывает. Для отрисовки созданы вершинный буфер, буферы наборов дескрипторов, шейдеры и графический конвейер Vulkan с включённым тестом глубины, который скрывает задние грани фигур. Интерфейс сделан на ImGUI.</w:t>
+      </w:r>
     </w:p>
     <w:p>
       <w:pPr>
@@ -838,7 +831,6 @@
     <w:p>
       <w:pPr>
         <w:jc w:val="both"/>
-        <w:ind w:firstLine="0"/>
         <w:rPr>
           <w:rFonts w:ascii="Times New Roman" w:eastAsia="Times New Roman" w:hAnsi="Times New Roman" w:cs="Times New Roman"/>
           <w:sz w:val="28"/>
@@ -854,7 +846,7 @@
           <w:lang w:val="ru-RU"/>
         </w:rPr>
         <w:tab/>
-        <w:t xml:space="preserve">На рисунке 1 икосаэдр показан в перспективной проекции. Видны 20 треугольных граней, цвет каждой вершины получен из её положения внутри фигуры; грани задней стороны скрыты тестом глубины.</w:t>
+        <w:t xml:space="preserve">На рисунке 1 на сцене три икосаэдра в перспективной проекции. Каждый рисуется со своим набором дескрипторов, поэтому у фигур разные положения на траектории, размеры и цвета; в заголовке окна видно, сколько наборов привязывается за кадр.</w:t>
       </w:r>
     </w:p>
     <w:p>
@@ -864,7 +856,7 @@
       <w:r>
         <w:drawing>
           <wp:inline distT="0" distB="0" distL="0" distR="0">
-            <wp:extent cx="5700000" cy="4104000"/>
+            <wp:extent cx="5700000" cy="4232250"/>
             <wp:effectExtent l="0" t="0" r="0" b="0"/>
             <wp:docPr id="1" name="Рисунок 1"/>
             <wp:cNvGraphicFramePr>
@@ -886,7 +878,7 @@
                   <pic:spPr>
                     <a:xfrm>
                       <a:off x="0" y="0"/>
-                      <a:ext cx="5700000" cy="4104000"/>
+                      <a:ext cx="5700000" cy="4232250"/>
                     </a:xfrm>
                     <a:prstGeom prst="rect">
                       <a:avLst/>
@@ -918,7 +910,7 @@
           <w:szCs w:val="24"/>
           <w:lang w:val="ru-RU"/>
         </w:rPr>
-        <w:t xml:space="preserve">Рис. 1. Перспективная проекция. Фигура стоит в точке траектории, цвет из интерфейса белый, поэтому видна исходная процедурная раскраска.</w:t>
+        <w:t xml:space="preserve">Рис. 1. Три объекта в перспективной проекции, у каждого свой набор дескрипторов.</w:t>
       </w:r>
     </w:p>
     <w:p>
@@ -934,7 +926,6 @@
     <w:p>
       <w:pPr>
         <w:jc w:val="both"/>
-        <w:ind w:firstLine="0"/>
         <w:rPr>
           <w:rFonts w:ascii="Times New Roman" w:eastAsia="Times New Roman" w:hAnsi="Times New Roman" w:cs="Times New Roman"/>
           <w:sz w:val="28"/>
@@ -950,7 +941,7 @@
           <w:lang w:val="ru-RU"/>
         </w:rPr>
         <w:tab/>
-        <w:t xml:space="preserve">На рисунке 2 включена ортографическая проекция при тех же параметрах сцены. Перспективного сокращения нет, поэтому фигура выглядит более плоской.</w:t>
+        <w:t xml:space="preserve">На рисунке 2 та же сцена показана в ортографической проекции: перспективного сокращения нет, дальние фигуры не уменьшаются.</w:t>
       </w:r>
     </w:p>
     <w:p>
@@ -960,7 +951,7 @@
       <w:r>
         <w:drawing>
           <wp:inline distT="0" distB="0" distL="0" distR="0">
-            <wp:extent cx="5700000" cy="4104000"/>
+            <wp:extent cx="5700000" cy="4232250"/>
             <wp:effectExtent l="0" t="0" r="0" b="0"/>
             <wp:docPr id="2" name="Рисунок 2"/>
             <wp:cNvGraphicFramePr>
@@ -982,7 +973,7 @@
                   <pic:spPr>
                     <a:xfrm>
                       <a:off x="0" y="0"/>
-                      <a:ext cx="5700000" cy="4104000"/>
+                      <a:ext cx="5700000" cy="4232250"/>
                     </a:xfrm>
                     <a:prstGeom prst="rect">
                       <a:avLst/>
@@ -1030,7 +1021,6 @@
     <w:p>
       <w:pPr>
         <w:jc w:val="both"/>
-        <w:ind w:firstLine="0"/>
         <w:rPr>
           <w:rFonts w:ascii="Times New Roman" w:eastAsia="Times New Roman" w:hAnsi="Times New Roman" w:cs="Times New Roman"/>
           <w:sz w:val="28"/>
@@ -1046,7 +1036,7 @@
           <w:lang w:val="ru-RU"/>
         </w:rPr>
         <w:tab/>
-        <w:t xml:space="preserve">На рисунке 3 изменены параметры траектории — радиус и число лепестков, — и анимация остановлена в другой её точке, поэтому фигура сместилась и развернулась по ходу движения.</w:t>
+        <w:t xml:space="preserve">На рисунке 3 число объектов увеличено до четырёх и изменены параметры траектории — радиус и число лепестков, поэтому фигуры разошлись по кривой.</w:t>
       </w:r>
     </w:p>
     <w:p>
@@ -1056,7 +1046,7 @@
       <w:r>
         <w:drawing>
           <wp:inline distT="0" distB="0" distL="0" distR="0">
-            <wp:extent cx="5700000" cy="4104000"/>
+            <wp:extent cx="5700000" cy="4232250"/>
             <wp:effectExtent l="0" t="0" r="0" b="0"/>
             <wp:docPr id="3" name="Рисунок 3"/>
             <wp:cNvGraphicFramePr>
@@ -1078,7 +1068,7 @@
                   <pic:spPr>
                     <a:xfrm>
                       <a:off x="0" y="0"/>
-                      <a:ext cx="5700000" cy="4104000"/>
+                      <a:ext cx="5700000" cy="4232250"/>
                     </a:xfrm>
                     <a:prstGeom prst="rect">
                       <a:avLst/>
@@ -1110,7 +1100,7 @@
           <w:szCs w:val="24"/>
           <w:lang w:val="ru-RU"/>
         </w:rPr>
-        <w:t xml:space="preserve">Рис. 3. Другая точка траектории и другие её параметры: радиус 1,30 и три лепестка.</w:t>
+        <w:t xml:space="preserve">Рис. 3. Четыре объекта и другие параметры траектории.</w:t>
       </w:r>
     </w:p>
     <w:p>
@@ -1126,7 +1116,6 @@
     <w:p>
       <w:pPr>
         <w:jc w:val="both"/>
-        <w:ind w:firstLine="0"/>
         <w:rPr>
           <w:rFonts w:ascii="Times New Roman" w:eastAsia="Times New Roman" w:hAnsi="Times New Roman" w:cs="Times New Roman"/>
           <w:sz w:val="28"/>
@@ -1142,7 +1131,7 @@
           <w:lang w:val="ru-RU"/>
         </w:rPr>
         <w:tab/>
-        <w:t xml:space="preserve">На рисунке 4 в интерфейсе выбран оранжевый цвет: шейдер умножает на него процедурный цвет вершин, поэтому раскраска сохраняет переходы между гранями, но становится оранжевой. Дополнительно заданы поворот и неравномерное растяжение.</w:t>
+        <w:t xml:space="preserve">На рисунке 4 оставлена одна фигура, в её наборе дескрипторов задан оранжевый цвет, на который шейдер умножает процедурный цвет вершин, и применены поворот и неравномерное растяжение.</w:t>
       </w:r>
     </w:p>
     <w:p>
@@ -1152,7 +1141,7 @@
       <w:r>
         <w:drawing>
           <wp:inline distT="0" distB="0" distL="0" distR="0">
-            <wp:extent cx="5700000" cy="4104000"/>
+            <wp:extent cx="5700000" cy="4232250"/>
             <wp:effectExtent l="0" t="0" r="0" b="0"/>
             <wp:docPr id="4" name="Рисунок 4"/>
             <wp:cNvGraphicFramePr>
@@ -1174,7 +1163,7 @@
                   <pic:spPr>
                     <a:xfrm>
                       <a:off x="0" y="0"/>
-                      <a:ext cx="5700000" cy="4104000"/>
+                      <a:ext cx="5700000" cy="4232250"/>
                     </a:xfrm>
                     <a:prstGeom prst="rect">
                       <a:avLst/>
@@ -1206,18 +1195,8 @@
           <w:szCs w:val="24"/>
           <w:lang w:val="ru-RU"/>
         </w:rPr>
-        <w:t xml:space="preserve">Рис. 4. Выбранный в интерфейсе оранжевый цвет, поворот вокруг трёх осей и неравномерное растяжение.</w:t>
-      </w:r>
-    </w:p>
-    <w:p>
-      <w:pPr>
-        <w:rPr>
-          <w:rFonts w:ascii="Times New Roman" w:eastAsia="Times New Roman" w:hAnsi="Times New Roman" w:cs="Times New Roman"/>
-          <w:sz w:val="28"/>
-          <w:szCs w:val="28"/>
-          <w:lang w:val="ru-RU"/>
-        </w:rPr>
-      </w:pPr>
+        <w:t xml:space="preserve">Рис. 4. Одна фигура: выбранный цвет, поворот и неравномерное растяжение.</w:t>
+      </w:r>
     </w:p>
     <w:p>
       <w:pPr>
@@ -1265,7 +1244,6 @@
     <w:p>
       <w:pPr>
         <w:jc w:val="both"/>
-        <w:ind w:firstLine="0"/>
         <w:rPr>
           <w:rFonts w:ascii="Times New Roman" w:eastAsia="Times New Roman" w:hAnsi="Times New Roman" w:cs="Times New Roman"/>
           <w:sz w:val="28"/>
@@ -1287,7 +1265,6 @@
     <w:p>
       <w:pPr>
         <w:jc w:val="both"/>
-        <w:ind w:firstLine="0"/>
         <w:rPr>
           <w:rFonts w:ascii="Times New Roman" w:eastAsia="Times New Roman" w:hAnsi="Times New Roman" w:cs="Times New Roman"/>
           <w:sz w:val="28"/>
@@ -1303,13 +1280,12 @@
           <w:lang w:val="ru-RU"/>
         </w:rPr>
         <w:tab/>
-        <w:t xml:space="preserve">Я разобрался, как устроены матрицы аффинных преобразований, матрица вида и матрицы перспективной и ортографической проекций и как они совместно переводят координаты фигуры на экран.</w:t>
+        <w:t xml:space="preserve">Я разобрался, как устроены матрицы аффинных преобразований, матрица вида и матрицы перспективной и ортографической проекций и как они совместно переводят координаты фигуры на экран, а также научился анимировать объект по заданной траектории с управлением из интерфейса.</w:t>
       </w:r>
     </w:p>
     <w:p>
       <w:pPr>
         <w:jc w:val="both"/>
-        <w:ind w:firstLine="0"/>
         <w:rPr>
           <w:rFonts w:ascii="Times New Roman" w:eastAsia="Times New Roman" w:hAnsi="Times New Roman" w:cs="Times New Roman"/>
           <w:sz w:val="28"/>
@@ -1325,17 +1301,8 @@
           <w:lang w:val="ru-RU"/>
         </w:rPr>
         <w:tab/>
-        <w:t xml:space="preserve">Кроме того, я научился анимировать объект по заданной траектории с управлением из интерфейса и передавать в шейдер собственные данные, чтобы менять раскраску фигуры во время работы программы.</w:t>
-      </w:r>
-    </w:p>
-    <w:p>
-      <w:pPr>
-        <w:rPr>
-          <w:rFonts w:ascii="Times New Roman" w:eastAsia="Times New Roman" w:hAnsi="Times New Roman" w:cs="Times New Roman"/>
-          <w:sz w:val="28"/>
-          <w:szCs w:val="28"/>
-        </w:rPr>
-      </w:pPr>
+        <w:t xml:space="preserve">Кроме того, я научился передавать данные в шейдеры через наборы дескрипторов и разделять их на общие для сцены и собственные для каждого объекта, что позволяет рисовать несколько фигур с разными матрицами и цветами, не меняя геометрию.</w:t>
+      </w:r>
     </w:p>
     <w:sectPr>
       <w:pgSz w:w="11909" w:h="16834"/>
